--- a/templates/akt_nachala.docx
+++ b/templates/akt_nachala.docx
@@ -210,7 +210,7 @@
           <w:szCs w:val="24"/>
           <w:lang w:eastAsia="ru-RU"/>
         </w:rPr>
-        <w:t>Автономная некоммерческая организация «Агентство стратегического развития города Москвы» (далее – РЦК) в лице {{rck_rep_role_gen}} {{rck_rep_fio_gen}}, действующего на основании доверенности от {{doverennost}} с одной Стороны и {{org_full}} (далее - Предприятие) в лице {{org_rep_role_gen}} {{org_rep_fio_gen}}, действующей на основании Устава, с другой Стороны, составили настоящий Акт начала мероприятий (далее - Акт) к Соглашению о реализации программы по повышению производительности труда на предприятии-участнике федерального проекта «Производительность труда», проводимого в рамках национального проекта «Эффективная и конкурентная экономика»  от {{agreement_date}} {{agreement_num}} (далее – Соглашение) о нижеследующем.</w:t>
+        <w:t>Автономная некоммерческая организация «Агентство стратегического развития города Москвы» (далее – РЦК) в лице {{rck_rep_role_gen}} {{rck_rep_fio_gen}}, действующего на основании доверенности от {{doverennost}} с одной Стороны и {{org_full}} (далее - Предприятие) в лице {{org_rep_role_gen}} {{org_rep_fio_gen}}, действующей на основании Устава, с другой стороны, составили настоящий Акт начала мероприятий (далее - Акт) к Соглашению в целях реализации федерального и регионального проектов «Производительность труда», от {{agreement_date}} {{agreement_num}} (далее – Соглашение) о нижеследующем.</w:t>
       </w:r>
       <w:r>
         <w:rPr>

--- a/templates/akt_nachala.docx
+++ b/templates/akt_nachala.docx
@@ -928,6 +928,7 @@
             <w:tcBorders>
               <w:bottom w:val="single" w:sz="4" w:space="0" w:color="auto"/>
             </w:tcBorders>
+            <w:vAlign w:val="bottom"/>
           </w:tcPr>
           <w:p>
             <w:pPr>
@@ -1029,32 +1030,33 @@
             <w:tcBorders>
               <w:bottom w:val="single" w:sz="4" w:space="0" w:color="auto"/>
             </w:tcBorders>
-          </w:tcPr>
-          <w:p>
-            <w:pPr>
-              <w:jc w:val="both"/>
-              <w:rPr>
-                <w:rFonts w:ascii="TT Moscow Economy" w:eastAsia="Times New Roman" w:hAnsi="TT Moscow Economy" w:cs="Times New Roman"/>
-                <w:sz w:val="24"/>
-                <w:szCs w:val="24"/>
-                <w:lang w:eastAsia="ru-RU"/>
-              </w:rPr>
-            </w:pPr>
-          </w:p>
-          <w:p>
-            <w:pPr>
-              <w:jc w:val="both"/>
-              <w:rPr>
-                <w:rFonts w:ascii="TT Moscow Economy" w:eastAsia="Times New Roman" w:hAnsi="TT Moscow Economy" w:cs="Times New Roman"/>
-                <w:sz w:val="24"/>
-                <w:szCs w:val="24"/>
-                <w:lang w:eastAsia="ru-RU"/>
-              </w:rPr>
-            </w:pPr>
-          </w:p>
-          <w:p>
-            <w:pPr>
-              <w:jc w:val="both"/>
+            <w:vAlign w:val="bottom"/>
+          </w:tcPr>
+          <w:p>
+            <w:pPr>
+              <w:jc w:val="both"/>
+              <w:rPr>
+                <w:rFonts w:ascii="TT Moscow Economy" w:eastAsia="Times New Roman" w:hAnsi="TT Moscow Economy" w:cs="Times New Roman"/>
+                <w:sz w:val="24"/>
+                <w:szCs w:val="24"/>
+                <w:lang w:eastAsia="ru-RU"/>
+              </w:rPr>
+            </w:pPr>
+          </w:p>
+          <w:p>
+            <w:pPr>
+              <w:jc w:val="both"/>
+              <w:rPr>
+                <w:rFonts w:ascii="TT Moscow Economy" w:eastAsia="Times New Roman" w:hAnsi="TT Moscow Economy" w:cs="Times New Roman"/>
+                <w:sz w:val="24"/>
+                <w:szCs w:val="24"/>
+                <w:lang w:eastAsia="ru-RU"/>
+              </w:rPr>
+            </w:pPr>
+          </w:p>
+          <w:p>
+            <w:pPr>
+              <w:jc w:val="center"/>
               <w:rPr>
                 <w:rFonts w:ascii="TT Moscow Economy" w:eastAsia="Times New Roman" w:hAnsi="TT Moscow Economy" w:cs="Times New Roman"/>
                 <w:sz w:val="24"/>
@@ -1069,7 +1071,7 @@
                 <w:szCs w:val="24"/>
                 <w:lang w:eastAsia="ru-RU"/>
               </w:rPr>
-              <w:t xml:space="preserve">                {{org_rep_fio_short}}</w:t>
+              <w:t>{{org_rep_fio_short}}</w:t>
             </w:r>
             <w:r>
               <w:rPr>
@@ -1535,6 +1537,7 @@
             <w:tcBorders>
               <w:bottom w:val="single" w:sz="4" w:space="0" w:color="auto"/>
             </w:tcBorders>
+            <w:vAlign w:val="bottom"/>
           </w:tcPr>
           <w:p>
             <w:pPr>
@@ -1614,32 +1617,33 @@
             <w:tcBorders>
               <w:bottom w:val="single" w:sz="4" w:space="0" w:color="auto"/>
             </w:tcBorders>
-          </w:tcPr>
-          <w:p>
-            <w:pPr>
-              <w:jc w:val="both"/>
-              <w:rPr>
-                <w:rFonts w:ascii="TT Moscow Economy" w:eastAsia="Times New Roman" w:hAnsi="TT Moscow Economy" w:cs="Times New Roman"/>
-                <w:sz w:val="24"/>
-                <w:szCs w:val="24"/>
-                <w:lang w:eastAsia="ru-RU"/>
-              </w:rPr>
-            </w:pPr>
-          </w:p>
-          <w:p>
-            <w:pPr>
-              <w:jc w:val="both"/>
-              <w:rPr>
-                <w:rFonts w:ascii="TT Moscow Economy" w:eastAsia="Times New Roman" w:hAnsi="TT Moscow Economy" w:cs="Times New Roman"/>
-                <w:sz w:val="24"/>
-                <w:szCs w:val="24"/>
-                <w:lang w:eastAsia="ru-RU"/>
-              </w:rPr>
-            </w:pPr>
-          </w:p>
-          <w:p>
-            <w:pPr>
-              <w:jc w:val="both"/>
+            <w:vAlign w:val="bottom"/>
+          </w:tcPr>
+          <w:p>
+            <w:pPr>
+              <w:jc w:val="both"/>
+              <w:rPr>
+                <w:rFonts w:ascii="TT Moscow Economy" w:eastAsia="Times New Roman" w:hAnsi="TT Moscow Economy" w:cs="Times New Roman"/>
+                <w:sz w:val="24"/>
+                <w:szCs w:val="24"/>
+                <w:lang w:eastAsia="ru-RU"/>
+              </w:rPr>
+            </w:pPr>
+          </w:p>
+          <w:p>
+            <w:pPr>
+              <w:jc w:val="both"/>
+              <w:rPr>
+                <w:rFonts w:ascii="TT Moscow Economy" w:eastAsia="Times New Roman" w:hAnsi="TT Moscow Economy" w:cs="Times New Roman"/>
+                <w:sz w:val="24"/>
+                <w:szCs w:val="24"/>
+                <w:lang w:eastAsia="ru-RU"/>
+              </w:rPr>
+            </w:pPr>
+          </w:p>
+          <w:p>
+            <w:pPr>
+              <w:jc w:val="center"/>
               <w:rPr>
                 <w:rFonts w:ascii="TT Moscow Economy" w:eastAsia="Times New Roman" w:hAnsi="TT Moscow Economy" w:cs="Times New Roman"/>
                 <w:sz w:val="24"/>
@@ -1654,7 +1658,7 @@
                 <w:szCs w:val="24"/>
                 <w:lang w:eastAsia="ru-RU"/>
               </w:rPr>
-              <w:t xml:space="preserve">             {{rck_rep_fio_short}}</w:t>
+              <w:t>{{rck_rep_fio_short}}</w:t>
             </w:r>
           </w:p>
         </w:tc>
